--- a/templates/QUICK REPORT/DEFECT IR US/fp-individual-defect.docx
+++ b/templates/QUICK REPORT/DEFECT IR US/fp-individual-defect.docx
@@ -5206,22 +5206,19 @@
             </w:pPr>
             <w:r>
               <w:rPr>
-                <w:rFonts w:cstheme="minorHAnsi"/>
-                <w:b/>
-                <w:i/>
-              </w:rPr>
-              <w:lastRenderedPageBreak/>
+                <w:b/>
+              </w:rPr>
               <w:t xml:space="preserve">Analysis: </w:t>
             </w:r>
             <w:r>
               <w:rPr>
-                <w:rFonts w:cstheme="minorHAnsi"/>
+                <w:b w:val="0"/>
               </w:rPr>
               <w:t xml:space="preserve"> </w:t>
             </w:r>
             <w:r>
               <w:rPr>
-                <w:rFonts w:cstheme="minorHAnsi"/>
+                <w:b w:val="0"/>
               </w:rPr>
               <w:t>{{ analysis }}</w:t>
             </w:r>
@@ -5252,27 +5249,19 @@
             </w:pPr>
             <w:r>
               <w:rPr>
-                <w:rFonts w:cstheme="minorHAnsi"/>
-                <w:b/>
-                <w:i/>
-                <w:noProof/>
-                <w:lang w:val="en-US"/>
+                <w:b/>
               </w:rPr>
               <w:t xml:space="preserve">Recommendation: </w:t>
             </w:r>
             <w:r>
               <w:rPr>
-                <w:rFonts w:cstheme="minorHAnsi"/>
-                <w:noProof/>
-                <w:lang w:val="en-US"/>
+                <w:b w:val="0"/>
               </w:rPr>
               <w:t xml:space="preserve"> </w:t>
             </w:r>
             <w:r>
               <w:rPr>
-                <w:rFonts w:cstheme="minorHAnsi"/>
-                <w:noProof/>
-                <w:lang w:val="en-US"/>
+                <w:b w:val="0"/>
               </w:rPr>
               <w:t>{{ recommendation }}</w:t>
             </w:r>
